--- a/docs/manuales_solucion/word/11_mantenimiento.docx
+++ b/docs/manuales_solucion/word/11_mantenimiento.docx
@@ -23,7 +23,7 @@
         <w:pStyle w:val="ListBullet"/>
       </w:pPr>
       <w:r>
-        <w:t>Alcance por ambiente: Local actual y QA; las mejoras pendientes de promoción se indican expresamente</w:t>
+        <w:t>Alcance por ambiente: Local y QA; las capacidades futuras se indican expresamente</w:t>
       </w:r>
     </w:p>
     <w:p>
@@ -31,7 +31,7 @@
         <w:pStyle w:val="ListBullet"/>
       </w:pPr>
       <w:r>
-        <w:t>Última revisión: 2026-09-14</w:t>
+        <w:t>Última revisión: 2026-10-14 (folios de órdenes administrados/manuales sólo Local)</w:t>
       </w:r>
     </w:p>
     <w:p>
@@ -46,10 +46,7 @@
           <w:rFonts w:ascii="Consolas" w:hAnsi="Consolas"/>
           <w:sz w:val="18"/>
         </w:rPr>
-        <w:t>b63cdad</w:t>
-      </w:r>
-      <w:r>
-        <w:t>; mejoras Local de formularios, margen y evidencia pendientes de promoción</w:t>
+        <w:t>e57237f</w:t>
       </w:r>
     </w:p>
     <w:p>
@@ -86,7 +83,7 @@
         <w:rPr>
           <w:b/>
         </w:rPr>
-        <w:t>Disponible en Local; pendiente de promoción a QA.</w:t>
+        <w:t>Disponible en Local y QA.</w:t>
       </w:r>
       <w:r>
         <w:t xml:space="preserve"> Si un dato es inválido, el formulario muestra una explicación junto al campo y un resumen desde el que puede ir al control correspondiente. Corrija el dato indicado y vuelva a guardar; la captura se conserva mientras el formulario permanezca abierto. En partidas, revise la fila señalada y seleccione nuevamente el registro del catálogo si corresponde.</w:t>
@@ -694,7 +691,7 @@
               <w:rPr>
                 <w:sz w:val="19"/>
               </w:rPr>
-              <w:t>Bloqueo/liberación de maquinaria</w:t>
+              <w:t>Refacciones con División, moneda y prueba del documento de origen</w:t>
             </w:r>
           </w:p>
         </w:tc>
@@ -718,6 +715,237 @@
               <w:rPr>
                 <w:sz w:val="19"/>
               </w:rPr>
+              <w:t>Disponible sólo Local</w:t>
+            </w:r>
+          </w:p>
+        </w:tc>
+        <w:tc>
+          <w:tcPr>
+            <w:tcW w:type="dxa" w:w="2211"/>
+            <w:vAlign w:val="center"/>
+            <w:tcMar>
+              <w:top w:w="85" w:type="dxa"/>
+              <w:bottom w:w="85" w:type="dxa"/>
+              <w:left w:w="100" w:type="dxa"/>
+              <w:right w:w="100" w:type="dxa"/>
+            </w:tcMar>
+            <w:shd w:fill="FFFFFF"/>
+          </w:tcPr>
+          <w:p>
+            <w:pPr>
+              <w:spacing w:after="0" w:line="240" w:lineRule="auto"/>
+            </w:pPr>
+            <w:r>
+              <w:rPr>
+                <w:sz w:val="19"/>
+              </w:rPr>
+              <w:t>No promovido</w:t>
+            </w:r>
+          </w:p>
+        </w:tc>
+      </w:tr>
+      <w:tr>
+        <w:trPr>
+          <w:cantSplit/>
+        </w:trPr>
+        <w:tc>
+          <w:tcPr>
+            <w:tcW w:type="dxa" w:w="4989"/>
+            <w:vAlign w:val="center"/>
+            <w:tcMar>
+              <w:top w:w="85" w:type="dxa"/>
+              <w:bottom w:w="85" w:type="dxa"/>
+              <w:left w:w="100" w:type="dxa"/>
+              <w:right w:w="100" w:type="dxa"/>
+            </w:tcMar>
+            <w:shd w:fill="F2F5F7"/>
+          </w:tcPr>
+          <w:p>
+            <w:pPr>
+              <w:spacing w:after="0" w:line="240" w:lineRule="auto"/>
+            </w:pPr>
+            <w:r>
+              <w:rPr>
+                <w:sz w:val="19"/>
+              </w:rPr>
+              <w:t>Orden con División fija, técnico elegible y costo laboral conservado</w:t>
+            </w:r>
+          </w:p>
+        </w:tc>
+        <w:tc>
+          <w:tcPr>
+            <w:tcW w:type="dxa" w:w="2211"/>
+            <w:vAlign w:val="center"/>
+            <w:tcMar>
+              <w:top w:w="85" w:type="dxa"/>
+              <w:bottom w:w="85" w:type="dxa"/>
+              <w:left w:w="100" w:type="dxa"/>
+              <w:right w:w="100" w:type="dxa"/>
+            </w:tcMar>
+            <w:shd w:fill="F2F5F7"/>
+          </w:tcPr>
+          <w:p>
+            <w:pPr>
+              <w:spacing w:after="0" w:line="240" w:lineRule="auto"/>
+            </w:pPr>
+            <w:r>
+              <w:rPr>
+                <w:sz w:val="19"/>
+              </w:rPr>
+              <w:t>Disponible sólo Local</w:t>
+            </w:r>
+          </w:p>
+        </w:tc>
+        <w:tc>
+          <w:tcPr>
+            <w:tcW w:type="dxa" w:w="2211"/>
+            <w:vAlign w:val="center"/>
+            <w:tcMar>
+              <w:top w:w="85" w:type="dxa"/>
+              <w:bottom w:w="85" w:type="dxa"/>
+              <w:left w:w="100" w:type="dxa"/>
+              <w:right w:w="100" w:type="dxa"/>
+            </w:tcMar>
+            <w:shd w:fill="F2F5F7"/>
+          </w:tcPr>
+          <w:p>
+            <w:pPr>
+              <w:spacing w:after="0" w:line="240" w:lineRule="auto"/>
+            </w:pPr>
+            <w:r>
+              <w:rPr>
+                <w:sz w:val="19"/>
+              </w:rPr>
+              <w:t>No promovido</w:t>
+            </w:r>
+          </w:p>
+        </w:tc>
+      </w:tr>
+      <w:tr>
+        <w:trPr>
+          <w:cantSplit/>
+        </w:trPr>
+        <w:tc>
+          <w:tcPr>
+            <w:tcW w:type="dxa" w:w="4989"/>
+            <w:vAlign w:val="center"/>
+            <w:tcMar>
+              <w:top w:w="85" w:type="dxa"/>
+              <w:bottom w:w="85" w:type="dxa"/>
+              <w:left w:w="100" w:type="dxa"/>
+              <w:right w:w="100" w:type="dxa"/>
+            </w:tcMar>
+            <w:shd w:fill="FFFFFF"/>
+          </w:tcPr>
+          <w:p>
+            <w:pPr>
+              <w:spacing w:after="0" w:line="240" w:lineRule="auto"/>
+            </w:pPr>
+            <w:r>
+              <w:rPr>
+                <w:sz w:val="19"/>
+              </w:rPr>
+              <w:t>Folios de órdenes gobernados por Administración</w:t>
+            </w:r>
+          </w:p>
+        </w:tc>
+        <w:tc>
+          <w:tcPr>
+            <w:tcW w:type="dxa" w:w="2211"/>
+            <w:vAlign w:val="center"/>
+            <w:tcMar>
+              <w:top w:w="85" w:type="dxa"/>
+              <w:bottom w:w="85" w:type="dxa"/>
+              <w:left w:w="100" w:type="dxa"/>
+              <w:right w:w="100" w:type="dxa"/>
+            </w:tcMar>
+            <w:shd w:fill="FFFFFF"/>
+          </w:tcPr>
+          <w:p>
+            <w:pPr>
+              <w:spacing w:after="0" w:line="240" w:lineRule="auto"/>
+            </w:pPr>
+            <w:r>
+              <w:rPr>
+                <w:sz w:val="19"/>
+              </w:rPr>
+              <w:t>Disponible sólo Local</w:t>
+            </w:r>
+          </w:p>
+        </w:tc>
+        <w:tc>
+          <w:tcPr>
+            <w:tcW w:type="dxa" w:w="2211"/>
+            <w:vAlign w:val="center"/>
+            <w:tcMar>
+              <w:top w:w="85" w:type="dxa"/>
+              <w:bottom w:w="85" w:type="dxa"/>
+              <w:left w:w="100" w:type="dxa"/>
+              <w:right w:w="100" w:type="dxa"/>
+            </w:tcMar>
+            <w:shd w:fill="FFFFFF"/>
+          </w:tcPr>
+          <w:p>
+            <w:pPr>
+              <w:spacing w:after="0" w:line="240" w:lineRule="auto"/>
+            </w:pPr>
+            <w:r>
+              <w:rPr>
+                <w:sz w:val="19"/>
+              </w:rPr>
+              <w:t>No promovido</w:t>
+            </w:r>
+          </w:p>
+        </w:tc>
+      </w:tr>
+      <w:tr>
+        <w:trPr>
+          <w:cantSplit/>
+        </w:trPr>
+        <w:tc>
+          <w:tcPr>
+            <w:tcW w:type="dxa" w:w="4989"/>
+            <w:vAlign w:val="center"/>
+            <w:tcMar>
+              <w:top w:w="85" w:type="dxa"/>
+              <w:bottom w:w="85" w:type="dxa"/>
+              <w:left w:w="100" w:type="dxa"/>
+              <w:right w:w="100" w:type="dxa"/>
+            </w:tcMar>
+            <w:shd w:fill="F2F5F7"/>
+          </w:tcPr>
+          <w:p>
+            <w:pPr>
+              <w:spacing w:after="0" w:line="240" w:lineRule="auto"/>
+            </w:pPr>
+            <w:r>
+              <w:rPr>
+                <w:sz w:val="19"/>
+              </w:rPr>
+              <w:t>Bloqueo/liberación de maquinaria</w:t>
+            </w:r>
+          </w:p>
+        </w:tc>
+        <w:tc>
+          <w:tcPr>
+            <w:tcW w:type="dxa" w:w="2211"/>
+            <w:vAlign w:val="center"/>
+            <w:tcMar>
+              <w:top w:w="85" w:type="dxa"/>
+              <w:bottom w:w="85" w:type="dxa"/>
+              <w:left w:w="100" w:type="dxa"/>
+              <w:right w:w="100" w:type="dxa"/>
+            </w:tcMar>
+            <w:shd w:fill="F2F5F7"/>
+          </w:tcPr>
+          <w:p>
+            <w:pPr>
+              <w:spacing w:after="0" w:line="240" w:lineRule="auto"/>
+            </w:pPr>
+            <w:r>
+              <w:rPr>
+                <w:sz w:val="19"/>
+              </w:rPr>
               <w:t>Disponible</w:t>
             </w:r>
           </w:p>
@@ -732,7 +960,7 @@
               <w:left w:w="100" w:type="dxa"/>
               <w:right w:w="100" w:type="dxa"/>
             </w:tcMar>
-            <w:shd w:fill="FFFFFF"/>
+            <w:shd w:fill="F2F5F7"/>
           </w:tcPr>
           <w:p>
             <w:pPr>
@@ -761,6 +989,83 @@
               <w:left w:w="100" w:type="dxa"/>
               <w:right w:w="100" w:type="dxa"/>
             </w:tcMar>
+            <w:shd w:fill="FFFFFF"/>
+          </w:tcPr>
+          <w:p>
+            <w:pPr>
+              <w:spacing w:after="0" w:line="240" w:lineRule="auto"/>
+            </w:pPr>
+            <w:r>
+              <w:rPr>
+                <w:sz w:val="19"/>
+              </w:rPr>
+              <w:t>Preventivos, activos generales y adjuntos</w:t>
+            </w:r>
+          </w:p>
+        </w:tc>
+        <w:tc>
+          <w:tcPr>
+            <w:tcW w:type="dxa" w:w="2211"/>
+            <w:vAlign w:val="center"/>
+            <w:tcMar>
+              <w:top w:w="85" w:type="dxa"/>
+              <w:bottom w:w="85" w:type="dxa"/>
+              <w:left w:w="100" w:type="dxa"/>
+              <w:right w:w="100" w:type="dxa"/>
+            </w:tcMar>
+            <w:shd w:fill="FFFFFF"/>
+          </w:tcPr>
+          <w:p>
+            <w:pPr>
+              <w:spacing w:after="0" w:line="240" w:lineRule="auto"/>
+            </w:pPr>
+            <w:r>
+              <w:rPr>
+                <w:sz w:val="19"/>
+              </w:rPr>
+              <w:t>No disponible</w:t>
+            </w:r>
+          </w:p>
+        </w:tc>
+        <w:tc>
+          <w:tcPr>
+            <w:tcW w:type="dxa" w:w="2211"/>
+            <w:vAlign w:val="center"/>
+            <w:tcMar>
+              <w:top w:w="85" w:type="dxa"/>
+              <w:bottom w:w="85" w:type="dxa"/>
+              <w:left w:w="100" w:type="dxa"/>
+              <w:right w:w="100" w:type="dxa"/>
+            </w:tcMar>
+            <w:shd w:fill="FFFFFF"/>
+          </w:tcPr>
+          <w:p>
+            <w:pPr>
+              <w:spacing w:after="0" w:line="240" w:lineRule="auto"/>
+            </w:pPr>
+            <w:r>
+              <w:rPr>
+                <w:sz w:val="19"/>
+              </w:rPr>
+              <w:t>No disponible</w:t>
+            </w:r>
+          </w:p>
+        </w:tc>
+      </w:tr>
+      <w:tr>
+        <w:trPr>
+          <w:cantSplit/>
+        </w:trPr>
+        <w:tc>
+          <w:tcPr>
+            <w:tcW w:type="dxa" w:w="4989"/>
+            <w:vAlign w:val="center"/>
+            <w:tcMar>
+              <w:top w:w="85" w:type="dxa"/>
+              <w:bottom w:w="85" w:type="dxa"/>
+              <w:left w:w="100" w:type="dxa"/>
+              <w:right w:w="100" w:type="dxa"/>
+            </w:tcMar>
             <w:shd w:fill="F2F5F7"/>
           </w:tcPr>
           <w:p>
@@ -771,7 +1076,7 @@
               <w:rPr>
                 <w:sz w:val="19"/>
               </w:rPr>
-              <w:t>Preventivos, activos generales y adjuntos</w:t>
+              <w:t>Reintento automático programado</w:t>
             </w:r>
           </w:p>
         </w:tc>
@@ -810,83 +1115,6 @@
               <w:right w:w="100" w:type="dxa"/>
             </w:tcMar>
             <w:shd w:fill="F2F5F7"/>
-          </w:tcPr>
-          <w:p>
-            <w:pPr>
-              <w:spacing w:after="0" w:line="240" w:lineRule="auto"/>
-            </w:pPr>
-            <w:r>
-              <w:rPr>
-                <w:sz w:val="19"/>
-              </w:rPr>
-              <w:t>No disponible</w:t>
-            </w:r>
-          </w:p>
-        </w:tc>
-      </w:tr>
-      <w:tr>
-        <w:trPr>
-          <w:cantSplit/>
-        </w:trPr>
-        <w:tc>
-          <w:tcPr>
-            <w:tcW w:type="dxa" w:w="4989"/>
-            <w:vAlign w:val="center"/>
-            <w:tcMar>
-              <w:top w:w="85" w:type="dxa"/>
-              <w:bottom w:w="85" w:type="dxa"/>
-              <w:left w:w="100" w:type="dxa"/>
-              <w:right w:w="100" w:type="dxa"/>
-            </w:tcMar>
-            <w:shd w:fill="FFFFFF"/>
-          </w:tcPr>
-          <w:p>
-            <w:pPr>
-              <w:spacing w:after="0" w:line="240" w:lineRule="auto"/>
-            </w:pPr>
-            <w:r>
-              <w:rPr>
-                <w:sz w:val="19"/>
-              </w:rPr>
-              <w:t>Reintento automático programado</w:t>
-            </w:r>
-          </w:p>
-        </w:tc>
-        <w:tc>
-          <w:tcPr>
-            <w:tcW w:type="dxa" w:w="2211"/>
-            <w:vAlign w:val="center"/>
-            <w:tcMar>
-              <w:top w:w="85" w:type="dxa"/>
-              <w:bottom w:w="85" w:type="dxa"/>
-              <w:left w:w="100" w:type="dxa"/>
-              <w:right w:w="100" w:type="dxa"/>
-            </w:tcMar>
-            <w:shd w:fill="FFFFFF"/>
-          </w:tcPr>
-          <w:p>
-            <w:pPr>
-              <w:spacing w:after="0" w:line="240" w:lineRule="auto"/>
-            </w:pPr>
-            <w:r>
-              <w:rPr>
-                <w:sz w:val="19"/>
-              </w:rPr>
-              <w:t>No disponible</w:t>
-            </w:r>
-          </w:p>
-        </w:tc>
-        <w:tc>
-          <w:tcPr>
-            <w:tcW w:type="dxa" w:w="2211"/>
-            <w:vAlign w:val="center"/>
-            <w:tcMar>
-              <w:top w:w="85" w:type="dxa"/>
-              <w:bottom w:w="85" w:type="dxa"/>
-              <w:left w:w="100" w:type="dxa"/>
-              <w:right w:w="100" w:type="dxa"/>
-            </w:tcMar>
-            <w:shd w:fill="FFFFFF"/>
           </w:tcPr>
           <w:p>
             <w:pPr>
@@ -1002,7 +1230,7 @@
         <w:t>Interviene en mantenimiento</w:t>
       </w:r>
       <w:r>
-        <w:t>.</w:t>
+        <w:t>. En Local confirme la asignación del puesto y trabajador en la División y su tarifa explícita en moneda de Sociedad. Cero es válido; una tarifa sin confirmar bloquea el uso nuevo.</w:t>
       </w:r>
     </w:p>
     <w:p>
@@ -1032,6 +1260,23 @@
     </w:p>
     <w:p>
       <w:pPr>
+        <w:ind w:left="283" w:hanging="283"/>
+      </w:pPr>
+      <w:r>
+        <w:t xml:space="preserve">4. En Local, revise con Administración si la secuencia de </w:t>
+      </w:r>
+      <w:r>
+        <w:rPr>
+          <w:b/>
+        </w:rPr>
+        <w:t>Orden de mantenimiento</w:t>
+      </w:r>
+      <w:r>
+        <w:t xml:space="preserve"> está activa y en modo administrado o manual.</w:t>
+      </w:r>
+    </w:p>
+    <w:p>
+      <w:pPr>
         <w:pStyle w:val="Heading1"/>
       </w:pPr>
       <w:r>
@@ -1052,7 +1297,7 @@
         <w:t>Mantenimiento &gt; Órdenes</w:t>
       </w:r>
       <w:r>
-        <w:t xml:space="preserve"> y capture objetivo, prioridad, falla, ubicación y seguridad.</w:t>
+        <w:t xml:space="preserve"> y capture objetivo, prioridad, falla, ubicación y seguridad. En Local, para instalación u otro objetivo elija una División autorizada; revise Sociedad y moneda derivadas. Si el folio está en modo manual, capture el código. En modo administrado, Administración lo asigna al guardar y no se edita en el formulario.</w:t>
       </w:r>
     </w:p>
     <w:p>
@@ -1060,7 +1305,7 @@
         <w:ind w:left="283" w:hanging="283"/>
       </w:pPr>
       <w:r>
-        <w:t>2. Para maquinaria, seleccione la máquina; si nace desde Producción, conserve la orden origen.</w:t>
+        <w:t>2. Para maquinaria, seleccione la máquina: su División física determina el contexto. Si nace desde Producción, conserve la orden origen y su contexto; la máquina debe coincidir. La División queda fija después de guardar.</w:t>
       </w:r>
     </w:p>
     <w:p>
@@ -1094,7 +1339,7 @@
         <w:t>Asignar</w:t>
       </w:r>
       <w:r>
-        <w:t>.</w:t>
+        <w:t>. En Local busque por identidad en los resultados de RH para esa División; use la paginación si hace falta. Una asignación a otra División no concede elegibilidad aquí.</w:t>
       </w:r>
     </w:p>
     <w:p>
@@ -1158,6 +1403,44 @@
     <w:p>
       <w:r>
         <w:t>Resolver libera una máquina, pero no reanuda automáticamente la orden productiva. El operador de Producción debe volver a validar recursos. No retire el bloqueo editando la máquina en Producción. Iniciar, reanudar y reabrir exigen que el técnico siga activo y elegible en RH.</w:t>
+      </w:r>
+    </w:p>
+    <w:p>
+      <w:r>
+        <w:t>En Local, el folio nuevo proviene de Administración y queda fijo en la orden. Si la respuesta se interrumpe, consulte la lista antes de repetir el alta; un reintento con la misma clave conserva la identidad. Una asignación de folio seguida de un fallo de guardado puede dejar un número sin documento. Los folios anteriores se conservan sin renumerar y no se les atribuye retroactivamente un modo de asignación.</w:t>
+      </w:r>
+    </w:p>
+    <w:p>
+      <w:pPr>
+        <w:pStyle w:val="Heading2"/>
+      </w:pPr>
+      <w:r>
+        <w:t>Tiempo y costo laboral en Local</w:t>
+      </w:r>
+    </w:p>
+    <w:p>
+      <w:r>
+        <w:t>Antes de guardar tiempo revise la tarifa horaria y moneda que muestra RH. Son de sólo lectura. El sistema conserva puesto, revisiones, tarifa, moneda y costo de esa entrada; cambiar después RH no modifica el costo registrado. Si la tarifa cambió durante la captura, revise la condición actual antes de volver a guardar: sus horas y notas se conservan mientras el formulario permanezca abierto.</w:t>
+      </w:r>
+    </w:p>
+    <w:p>
+      <w:r>
+        <w:t>En Local, los registros nuevos conservan también el código de puesto informado por RH cuando exista. Los tiempos anteriores mantienen su snapshot original; un código ausente no se completa retrospectivamente.</w:t>
+      </w:r>
+    </w:p>
+    <w:p>
+      <w:r>
+        <w:t>Las fechas se envían con zona horaria y el servidor las normaliza a UTC. El costo usa la duración exacta en segundos por tarifa horaria, dividido entre 3600, con seis decimales. Por ejemplo, treinta minutos a 120.123456 MXN por hora cuestan 60.061728 MXN. Los minutos mostrados no sustituyen ese cálculo.</w:t>
+      </w:r>
+    </w:p>
+    <w:p>
+      <w:r>
+        <w:t>No registre intervalos solapados de la misma persona en distintas órdenes de Mantenimiento, ni exceda su capacidad diaria confirmada. El día de control se corta a medianoche UTC; un intervalo que cruza ese límite se distribuye entre ambos días. Este control se comparte entre Divisiones dentro de Mantenimiento, pero no reserva agenda conjunta con Ventas o Producción.</w:t>
+      </w:r>
+    </w:p>
+    <w:p>
+      <w:r>
+        <w:t>Los documentos históricos sin contexto se consultan con alcance completo y conservan sus recuperaciones permitidas. No permiten nuevas asignaciones, tiempos o solicitudes de refacciones por suponer una División: solicite revisión. La revocación de alcance también bloquea reintentos.</w:t>
       </w:r>
     </w:p>
     <w:p>
@@ -1806,6 +2089,29 @@
     </w:p>
     <w:p>
       <w:pPr>
+        <w:pStyle w:val="Heading2"/>
+      </w:pPr>
+      <w:r>
+        <w:t>Contexto de las refacciones en Local</w:t>
+      </w:r>
+    </w:p>
+    <w:p>
+      <w:r>
+        <w:t>Seleccione un almacén de la misma División conservada en la orden y artículos disponibles allí. La solicitud hereda Sociedad y moneda de costo; compartir moneda o Sociedad con otro almacén no permite cambiar de División. No cambie el destino para sortear un rechazo.</w:t>
+      </w:r>
+    </w:p>
+    <w:p>
+      <w:r>
+        <w:t>Inventario comprueba la orden y la partida preparadas antes de reservar o entregar. Una dependencia sin respuesta o un permiso revocado bloquea el paso; conserve la solicitud, corrija la causa y use su conciliación. Repetir la misma confirmación no debe generar otra reserva o salida. Una solicitud histórica sin contexto suficiente requiere revisión y no recibe una División o moneda por suposición.</w:t>
+      </w:r>
+    </w:p>
+    <w:p>
+      <w:r>
+        <w:t>El contexto de órdenes, técnicos, tiempos y refacciones está implementado sólo Local. No habilita Contabilidad ni acredita la aceptación transversal del módulo o su disponibilidad en QA.</w:t>
+      </w:r>
+    </w:p>
+    <w:p>
+      <w:pPr>
         <w:pStyle w:val="Heading1"/>
       </w:pPr>
       <w:r>
@@ -1925,6 +2231,17 @@
     <w:p>
       <w:r>
         <w:t>Solicitar no aumenta existencias. Si no se hará la devolución, Almacén puede cancelar la solicitud aún pendiente con un motivo; si la entrada ya se registró, corresponde continuar su conciliación.</w:t>
+      </w:r>
+    </w:p>
+    <w:p>
+      <w:r>
+        <w:rPr>
+          <w:b/>
+        </w:rPr>
+        <w:t>Conservación del costo sólo Local:</w:t>
+      </w:r>
+      <w:r>
+        <w:t xml:space="preserve"> el sobrante conserva División, Sociedad, moneda y costo de la salida confirmada. No se recostea con el maestro actual ni se cambia su alcance histórico. Si la entrada física ya quedó registrada, continúe la conciliación de la devolución existente, sin solicitar otra ni duplicar la recepción.</w:t>
       </w:r>
     </w:p>
     <w:p>
@@ -2709,6 +3026,19 @@
         <w:t>Conserve folio de orden, máquina u objetivo, técnico, estado, solicitud de material y correlación. No fuerce cambios en Producción o Inventario para ocultar un pendiente.</w:t>
       </w:r>
     </w:p>
+    <w:p>
+      <w:pPr>
+        <w:pStyle w:val="Heading1"/>
+      </w:pPr>
+      <w:r>
+        <w:t>Demoras de comunicación en Local</w:t>
+      </w:r>
+    </w:p>
+    <w:p>
+      <w:r>
+        <w:t>Mejora disponible solo en Local, pendiente de QA: la espera de cada petición incluye la descarga de la respuesta. Un fallo conserva la captura mientras permanezca abierto el formulario; no realiza un nuevo envío automáticamente. Consulte el estado del registro antes de repetir una operación cuyo resultado no se confirmó.</w:t>
+      </w:r>
+    </w:p>
     <w:sectPr>
       <w:footerReference w:type="default" r:id="rId9"/>
       <w:pgSz w:w="12240" w:h="15840"/>
@@ -2731,7 +3061,7 @@
         <w:color w:val="464646"/>
         <w:sz w:val="16"/>
       </w:rPr>
-      <w:t xml:space="preserve">ERClave  |  Local / QA pendiente  |  14 septiembre 2026  |  </w:t>
+      <w:t xml:space="preserve">ERClave  |  Alcance y revisión en la portada  |  </w:t>
     </w:r>
     <w:fldSimple w:instr="PAGE"/>
   </w:p>
